--- a/responsible-ai/作业1/作业1.docx
+++ b/responsible-ai/作业1/作业1.docx
@@ -50,111 +50,20 @@
           <w:color w:val="auto"/>
         </w:rPr>
         <w:t>化工原材料 B2B 销售中的「AI 潜在客户评分与商机预测模型」。</w:t>
-        <w:br/>
-        <w:t>场景说明：某原材料厂（委托方）向下游客户销售化工原材料；我们作为受托的销售管理系统服务商，负责给该委托方的销售团队搭建一个 AI 潜在客户评分模型，对潜在客户打分排序、预测成交概率与商机价值，据此决定优先级，并差异化服务。</w:t>
-      </w:r>
-      <w:r>
-        <w:rPr>
-          <w:rFonts w:hint="eastAsia" w:ascii="黑体" w:hAnsi="黑体" w:eastAsia="黑体" w:cs="黑体"/>
-          <w:color w:val="auto"/>
-          <w:lang w:val="en-US" w:eastAsia="zh-CN"/>
-        </w:rPr>
       </w:r>
       <w:r>
         <w:rPr>
           <w:rFonts w:hint="eastAsia" w:ascii="黑体" w:hAnsi="黑体" w:eastAsia="黑体" w:cs="黑体"/>
           <w:color w:val="auto"/>
         </w:rPr>
+        <w:br w:type="textWrapping"/>
       </w:r>
       <w:r>
         <w:rPr>
           <w:rFonts w:hint="eastAsia" w:ascii="黑体" w:hAnsi="黑体" w:eastAsia="黑体" w:cs="黑体"/>
           <w:color w:val="auto"/>
         </w:rPr>
-      </w:r>
-      <w:r>
-        <w:rPr>
-          <w:rFonts w:hint="eastAsia" w:ascii="黑体" w:hAnsi="黑体" w:eastAsia="黑体" w:cs="黑体"/>
-          <w:color w:val="auto"/>
-        </w:rPr>
-      </w:r>
-      <w:r>
-        <w:rPr>
-          <w:rFonts w:hint="eastAsia" w:ascii="黑体" w:hAnsi="黑体" w:eastAsia="黑体" w:cs="黑体"/>
-          <w:color w:val="auto"/>
-          <w:lang w:val="en-US" w:eastAsia="zh-CN"/>
-        </w:rPr>
-      </w:r>
-      <w:r>
-        <w:rPr>
-          <w:rFonts w:hint="eastAsia" w:ascii="黑体" w:hAnsi="黑体" w:eastAsia="黑体" w:cs="黑体"/>
-          <w:color w:val="auto"/>
-        </w:rPr>
-      </w:r>
-      <w:r>
-        <w:rPr>
-          <w:rFonts w:hint="eastAsia" w:ascii="黑体" w:hAnsi="黑体" w:eastAsia="黑体" w:cs="黑体"/>
-          <w:color w:val="auto"/>
-          <w:lang w:val="en-US" w:eastAsia="zh-CN"/>
-        </w:rPr>
-      </w:r>
-      <w:r>
-        <w:rPr>
-          <w:rFonts w:hint="eastAsia" w:ascii="黑体" w:hAnsi="黑体" w:eastAsia="黑体" w:cs="黑体"/>
-          <w:color w:val="auto"/>
-        </w:rPr>
-      </w:r>
-      <w:r>
-        <w:rPr>
-          <w:rFonts w:hint="eastAsia" w:ascii="黑体" w:hAnsi="黑体" w:eastAsia="黑体" w:cs="黑体"/>
-          <w:color w:val="auto"/>
-          <w:lang w:val="en-US" w:eastAsia="zh-CN"/>
-        </w:rPr>
-      </w:r>
-      <w:r>
-        <w:rPr>
-          <w:rFonts w:hint="eastAsia" w:ascii="黑体" w:hAnsi="黑体" w:eastAsia="黑体" w:cs="黑体"/>
-          <w:color w:val="auto"/>
-        </w:rPr>
-      </w:r>
-      <w:r>
-        <w:rPr>
-          <w:rFonts w:hint="eastAsia" w:ascii="黑体" w:hAnsi="黑体" w:eastAsia="黑体" w:cs="黑体"/>
-          <w:color w:val="auto"/>
-          <w:lang w:val="en-US" w:eastAsia="zh-CN"/>
-        </w:rPr>
-      </w:r>
-      <w:r>
-        <w:rPr>
-          <w:rFonts w:hint="eastAsia" w:ascii="黑体" w:hAnsi="黑体" w:eastAsia="黑体" w:cs="黑体"/>
-          <w:color w:val="auto"/>
-        </w:rPr>
-      </w:r>
-      <w:r>
-        <w:rPr>
-          <w:rFonts w:hint="eastAsia" w:ascii="黑体" w:hAnsi="黑体" w:eastAsia="黑体" w:cs="黑体"/>
-          <w:color w:val="auto"/>
-          <w:lang w:val="en-US" w:eastAsia="zh-CN"/>
-        </w:rPr>
-      </w:r>
-      <w:r>
-        <w:rPr>
-          <w:rFonts w:hint="eastAsia" w:ascii="黑体" w:hAnsi="黑体" w:eastAsia="黑体" w:cs="黑体"/>
-          <w:color w:val="auto"/>
-        </w:rPr>
-      </w:r>
-      <w:r>
-        <w:rPr>
-          <w:rFonts w:hint="eastAsia" w:ascii="黑体" w:hAnsi="黑体" w:eastAsia="黑体" w:cs="黑体"/>
-          <w:color w:val="auto"/>
-          <w:lang w:val="en-US" w:eastAsia="zh-CN"/>
-        </w:rPr>
-      </w:r>
-      <w:r>
-        <w:rPr>
-          <w:rFonts w:hint="eastAsia" w:ascii="黑体" w:hAnsi="黑体" w:eastAsia="黑体" w:cs="黑体"/>
-          <w:color w:val="auto"/>
-        </w:rPr>
+        <w:t>场景说明：某原材料厂（委托方）向下游客户销售化工原材料；我们作为受托的销售管理系统服务商，负责给该委托方的销售团队搭建一个 AI 潜在客户评分模型，对潜在客户打分排序、预测成交概率与商机价值，据此决定优先级，并差异化服务。</w:t>
       </w:r>
     </w:p>
     <w:p>
@@ -546,8 +455,6 @@
         </w:rPr>
         <w:t>隐私：模型依赖大量客户个人信息（联系人姓名电话、采购记录、经营数据），且 B2B 场景下常从公开工商 / 招标平台、第三方数据商抓取。这些数据的收集是否合法有据？是否与第三方共享？</w:t>
       </w:r>
-      <w:bookmarkStart w:id="0" w:name="_GoBack"/>
-      <w:bookmarkEnd w:id="0"/>
     </w:p>
     <w:p>
       <w:pPr>
@@ -751,21 +658,6 @@
           <w:color w:val="auto"/>
         </w:rPr>
         <w:t>b. 是否适用于该委托方（化工原材料厂）：</w:t>
-      </w:r>
-      <w:r>
-        <w:rPr>
-          <w:rFonts w:hint="eastAsia" w:ascii="黑体" w:hAnsi="黑体" w:eastAsia="黑体" w:cs="黑体"/>
-          <w:b/>
-          <w:color w:val="auto"/>
-          <w:lang w:val="en-US" w:eastAsia="zh-CN"/>
-        </w:rPr>
-      </w:r>
-      <w:r>
-        <w:rPr>
-          <w:rFonts w:hint="eastAsia" w:ascii="黑体" w:hAnsi="黑体" w:eastAsia="黑体" w:cs="黑体"/>
-          <w:b/>
-          <w:color w:val="auto"/>
-        </w:rPr>
       </w:r>
     </w:p>
     <w:p>
@@ -1076,8 +968,25 @@
           <w:rFonts w:hint="eastAsia" w:ascii="黑体" w:hAnsi="黑体" w:eastAsia="黑体" w:cs="黑体"/>
           <w:color w:val="auto"/>
         </w:rPr>
-        <w:t>部署：线索分配直接影响客户准入与交易条件，是销售 / 业务负责人的职权范围；他有权决定资源怎么分、能否推翻模型，数据科学家无权做这个业务裁决。</w:t>
+        <w:t xml:space="preserve">部署：线索分配直接影响客户准入与交易条件，是销售 / </w:t>
       </w:r>
+      <w:r>
+        <w:rPr>
+          <w:rFonts w:hint="eastAsia" w:ascii="黑体" w:hAnsi="黑体" w:eastAsia="黑体" w:cs="黑体"/>
+          <w:color w:val="auto"/>
+          <w:lang w:val="en-US" w:eastAsia="zh-CN"/>
+        </w:rPr>
+        <w:t>决策者</w:t>
+      </w:r>
+      <w:r>
+        <w:rPr>
+          <w:rFonts w:hint="eastAsia" w:ascii="黑体" w:hAnsi="黑体" w:eastAsia="黑体" w:cs="黑体"/>
+          <w:color w:val="auto"/>
+        </w:rPr>
+        <w:t>的职权范围；他有权决定资源怎么分、能否推翻模型，数据科学家无权做这个业务裁决。</w:t>
+      </w:r>
+      <w:bookmarkStart w:id="0" w:name="_GoBack"/>
+      <w:bookmarkEnd w:id="0"/>
     </w:p>
     <w:p>
       <w:pPr>
